--- a/downloads/teacher/04 Units/Unit 01 - Nutrition and Wellness - Kitchen Skills and Smart Eating/Lesson 01.17 - Storing Food Safely and Reducing Waste.docx
+++ b/downloads/teacher/04 Units/Unit 01 - Nutrition and Wellness - Kitchen Skills and Smart Eating/Lesson 01.17 - Storing Food Safely and Reducing Waste.docx
@@ -280,23 +280,41 @@
       <w:r>
         <w:t xml:space="preserve">By the end of this lesson, students will be able to:</w:t>
       </w:r>
-      <w:r>
-        <w:t xml:space="preserve"> </w:t>
-      </w:r>
-      <w:r>
-        <w:t xml:space="preserve">1. (Low) Given a list of twelve common foods, sort each into the correct storage zone (refrigerator, freezer, pantry, or counter) and state the safe temperature for the refrigerator and the freezer.</w:t>
-      </w:r>
-      <w:r>
-        <w:t xml:space="preserve"> </w:t>
-      </w:r>
-      <w:r>
-        <w:t xml:space="preserve">2. (Mid) Given package dates and a leftover scenario, apply FIFO and the two-hour rule to decide what gets used first, what gets frozen, and what gets thrown out.</w:t>
-      </w:r>
-      <w:r>
-        <w:t xml:space="preserve"> </w:t>
-      </w:r>
-      <w:r>
-        <w:t xml:space="preserve">3. (High) Given a family’s weekly food waste (described in a scenario), estimate the yearly cost of that waste and propose two storage habits that would cut it, with a reason for each.</w:t>
+    </w:p>
+    <w:p>
+      <w:pPr>
+        <w:numPr>
+          <w:ilvl w:val="0"/>
+          <w:numId w:val="1002"/>
+        </w:numPr>
+        <w:pStyle w:val="Compact"/>
+      </w:pPr>
+      <w:r>
+        <w:t xml:space="preserve">(Low) Given a list of twelve common foods, sort each into the correct storage zone (refrigerator, freezer, pantry, or counter) and state the safe temperature for the refrigerator and the freezer.</w:t>
+      </w:r>
+    </w:p>
+    <w:p>
+      <w:pPr>
+        <w:numPr>
+          <w:ilvl w:val="0"/>
+          <w:numId w:val="1002"/>
+        </w:numPr>
+        <w:pStyle w:val="Compact"/>
+      </w:pPr>
+      <w:r>
+        <w:t xml:space="preserve">(Mid) Given package dates and a leftover scenario, apply FIFO and the two-hour rule to decide what gets used first, what gets frozen, and what gets thrown out.</w:t>
+      </w:r>
+    </w:p>
+    <w:p>
+      <w:pPr>
+        <w:numPr>
+          <w:ilvl w:val="0"/>
+          <w:numId w:val="1002"/>
+        </w:numPr>
+        <w:pStyle w:val="Compact"/>
+      </w:pPr>
+      <w:r>
+        <w:t xml:space="preserve">(High) Given a family’s weekly food waste (described in a scenario), estimate the yearly cost of that waste and propose two storage habits that would cut it, with a reason for each.</w:t>
       </w:r>
     </w:p>
     <w:p>
@@ -337,7 +355,7 @@
       <w:pPr>
         <w:numPr>
           <w:ilvl w:val="0"/>
-          <w:numId w:val="1002"/>
+          <w:numId w:val="1003"/>
         </w:numPr>
         <w:pStyle w:val="Compact"/>
       </w:pPr>
@@ -358,7 +376,7 @@
       <w:pPr>
         <w:numPr>
           <w:ilvl w:val="0"/>
-          <w:numId w:val="1002"/>
+          <w:numId w:val="1003"/>
         </w:numPr>
         <w:pStyle w:val="Compact"/>
       </w:pPr>
@@ -370,7 +388,7 @@
       <w:pPr>
         <w:numPr>
           <w:ilvl w:val="0"/>
-          <w:numId w:val="1002"/>
+          <w:numId w:val="1003"/>
         </w:numPr>
         <w:pStyle w:val="Compact"/>
       </w:pPr>
@@ -382,7 +400,7 @@
       <w:pPr>
         <w:numPr>
           <w:ilvl w:val="0"/>
-          <w:numId w:val="1002"/>
+          <w:numId w:val="1003"/>
         </w:numPr>
         <w:pStyle w:val="Compact"/>
       </w:pPr>
@@ -394,7 +412,7 @@
       <w:pPr>
         <w:numPr>
           <w:ilvl w:val="0"/>
-          <w:numId w:val="1002"/>
+          <w:numId w:val="1003"/>
         </w:numPr>
         <w:pStyle w:val="Compact"/>
       </w:pPr>
@@ -415,7 +433,7 @@
       <w:pPr>
         <w:numPr>
           <w:ilvl w:val="0"/>
-          <w:numId w:val="1002"/>
+          <w:numId w:val="1003"/>
         </w:numPr>
         <w:pStyle w:val="Compact"/>
       </w:pPr>
@@ -442,7 +460,7 @@
       <w:pPr>
         <w:numPr>
           <w:ilvl w:val="0"/>
-          <w:numId w:val="1002"/>
+          <w:numId w:val="1003"/>
         </w:numPr>
         <w:pStyle w:val="Compact"/>
       </w:pPr>
@@ -845,17 +863,29 @@
       <w:r>
         <w:t xml:space="preserve">Monitor understanding:</w:t>
       </w:r>
-      <w:r>
-        <w:t xml:space="preserve"> </w:t>
-      </w:r>
-      <w:r>
-        <w:t xml:space="preserve">- The fridge thermometer reads 45 F. Is that OK? What do you do?</w:t>
-      </w:r>
-      <w:r>
-        <w:t xml:space="preserve"> </w:t>
-      </w:r>
-      <w:r>
-        <w:t xml:space="preserve">- Milk says</w:t>
+    </w:p>
+    <w:p>
+      <w:pPr>
+        <w:numPr>
+          <w:ilvl w:val="0"/>
+          <w:numId w:val="1004"/>
+        </w:numPr>
+        <w:pStyle w:val="Compact"/>
+      </w:pPr>
+      <w:r>
+        <w:t xml:space="preserve">The fridge thermometer reads 45 F. Is that OK? What do you do?</w:t>
+      </w:r>
+    </w:p>
+    <w:p>
+      <w:pPr>
+        <w:numPr>
+          <w:ilvl w:val="0"/>
+          <w:numId w:val="1004"/>
+        </w:numPr>
+        <w:pStyle w:val="Compact"/>
+      </w:pPr>
+      <w:r>
+        <w:t xml:space="preserve">Milk says</w:t>
       </w:r>
       <w:r>
         <w:t xml:space="preserve"> </w:t>
@@ -875,37 +905,61 @@
       <w:r>
         <w:t xml:space="preserve">It is Wednesday and it smells fine. Safe or not? Which kind of date is that?</w:t>
       </w:r>
-      <w:r>
-        <w:t xml:space="preserve"> </w:t>
-      </w:r>
-      <w:r>
-        <w:t xml:space="preserve">- Leftover pasta sat out from dinner at 6 until bedtime at 10. Fridge or trash?</w:t>
-      </w:r>
-    </w:p>
-    <w:p>
-      <w:pPr>
-        <w:pStyle w:val="BodyText"/>
+    </w:p>
+    <w:p>
+      <w:pPr>
+        <w:numPr>
+          <w:ilvl w:val="0"/>
+          <w:numId w:val="1004"/>
+        </w:numPr>
+        <w:pStyle w:val="Compact"/>
+      </w:pPr>
+      <w:r>
+        <w:t xml:space="preserve">Leftover pasta sat out from dinner at 6 until bedtime at 10. Fridge or trash?</w:t>
+      </w:r>
+    </w:p>
+    <w:p>
+      <w:pPr>
+        <w:pStyle w:val="FirstParagraph"/>
       </w:pPr>
       <w:r>
         <w:t xml:space="preserve">Deepen learning:</w:t>
       </w:r>
-      <w:r>
-        <w:t xml:space="preserve"> </w:t>
-      </w:r>
-      <w:r>
-        <w:t xml:space="preserve">- Why do you think stores put the newest milk at the back of the shelf?</w:t>
-      </w:r>
-      <w:r>
-        <w:t xml:space="preserve"> </w:t>
-      </w:r>
-      <w:r>
-        <w:t xml:space="preserve">- If a family throws away $10 a week, what could $520 a year have bought instead?</w:t>
-      </w:r>
-      <w:r>
-        <w:t xml:space="preserve"> </w:t>
-      </w:r>
-      <w:r>
-        <w:t xml:space="preserve">- What is one thing your family already does that stops waste? Where did they learn it?</w:t>
+    </w:p>
+    <w:p>
+      <w:pPr>
+        <w:numPr>
+          <w:ilvl w:val="0"/>
+          <w:numId w:val="1005"/>
+        </w:numPr>
+        <w:pStyle w:val="Compact"/>
+      </w:pPr>
+      <w:r>
+        <w:t xml:space="preserve">Why do you think stores put the newest milk at the back of the shelf?</w:t>
+      </w:r>
+    </w:p>
+    <w:p>
+      <w:pPr>
+        <w:numPr>
+          <w:ilvl w:val="0"/>
+          <w:numId w:val="1005"/>
+        </w:numPr>
+        <w:pStyle w:val="Compact"/>
+      </w:pPr>
+      <w:r>
+        <w:t xml:space="preserve">If a family throws away $10 a week, what could $520 a year have bought instead?</w:t>
+      </w:r>
+    </w:p>
+    <w:p>
+      <w:pPr>
+        <w:numPr>
+          <w:ilvl w:val="0"/>
+          <w:numId w:val="1005"/>
+        </w:numPr>
+        <w:pStyle w:val="Compact"/>
+      </w:pPr>
+      <w:r>
+        <w:t xml:space="preserve">What is one thing your family already does that stops waste? Where did they learn it?</w:t>
       </w:r>
     </w:p>
     <w:p>
@@ -1087,7 +1141,7 @@
       <w:pPr>
         <w:numPr>
           <w:ilvl w:val="0"/>
-          <w:numId w:val="1003"/>
+          <w:numId w:val="1006"/>
         </w:numPr>
         <w:pStyle w:val="Compact"/>
       </w:pPr>
@@ -1114,7 +1168,7 @@
       <w:pPr>
         <w:numPr>
           <w:ilvl w:val="0"/>
-          <w:numId w:val="1003"/>
+          <w:numId w:val="1006"/>
         </w:numPr>
         <w:pStyle w:val="Compact"/>
       </w:pPr>
@@ -1126,7 +1180,7 @@
       <w:pPr>
         <w:numPr>
           <w:ilvl w:val="0"/>
-          <w:numId w:val="1003"/>
+          <w:numId w:val="1006"/>
         </w:numPr>
         <w:pStyle w:val="Compact"/>
       </w:pPr>
@@ -1138,7 +1192,7 @@
       <w:pPr>
         <w:numPr>
           <w:ilvl w:val="0"/>
-          <w:numId w:val="1003"/>
+          <w:numId w:val="1006"/>
         </w:numPr>
         <w:pStyle w:val="Compact"/>
       </w:pPr>
@@ -1168,7 +1222,7 @@
       <w:pPr>
         <w:numPr>
           <w:ilvl w:val="0"/>
-          <w:numId w:val="1003"/>
+          <w:numId w:val="1006"/>
         </w:numPr>
         <w:pStyle w:val="Compact"/>
       </w:pPr>
@@ -1180,7 +1234,7 @@
       <w:pPr>
         <w:numPr>
           <w:ilvl w:val="0"/>
-          <w:numId w:val="1003"/>
+          <w:numId w:val="1006"/>
         </w:numPr>
         <w:pStyle w:val="Compact"/>
       </w:pPr>
@@ -1501,7 +1555,7 @@
       <w:pPr>
         <w:numPr>
           <w:ilvl w:val="0"/>
-          <w:numId w:val="1004"/>
+          <w:numId w:val="1007"/>
         </w:numPr>
         <w:pStyle w:val="Compact"/>
       </w:pPr>
@@ -1525,7 +1579,7 @@
       <w:pPr>
         <w:numPr>
           <w:ilvl w:val="0"/>
-          <w:numId w:val="1004"/>
+          <w:numId w:val="1007"/>
         </w:numPr>
         <w:pStyle w:val="Compact"/>
       </w:pPr>
@@ -1537,7 +1591,7 @@
       <w:pPr>
         <w:numPr>
           <w:ilvl w:val="0"/>
-          <w:numId w:val="1004"/>
+          <w:numId w:val="1007"/>
         </w:numPr>
         <w:pStyle w:val="Compact"/>
       </w:pPr>
@@ -1561,7 +1615,7 @@
       <w:pPr>
         <w:numPr>
           <w:ilvl w:val="0"/>
-          <w:numId w:val="1004"/>
+          <w:numId w:val="1007"/>
         </w:numPr>
         <w:pStyle w:val="Compact"/>
       </w:pPr>
@@ -1585,7 +1639,7 @@
       <w:pPr>
         <w:numPr>
           <w:ilvl w:val="0"/>
-          <w:numId w:val="1004"/>
+          <w:numId w:val="1007"/>
         </w:numPr>
         <w:pStyle w:val="Compact"/>
       </w:pPr>
@@ -1609,7 +1663,7 @@
       <w:pPr>
         <w:numPr>
           <w:ilvl w:val="0"/>
-          <w:numId w:val="1004"/>
+          <w:numId w:val="1007"/>
         </w:numPr>
         <w:pStyle w:val="Compact"/>
       </w:pPr>
@@ -1663,7 +1717,7 @@
       <w:pPr>
         <w:numPr>
           <w:ilvl w:val="0"/>
-          <w:numId w:val="1004"/>
+          <w:numId w:val="1007"/>
         </w:numPr>
         <w:pStyle w:val="Compact"/>
       </w:pPr>
@@ -1712,7 +1766,7 @@
       <w:pPr>
         <w:numPr>
           <w:ilvl w:val="0"/>
-          <w:numId w:val="1005"/>
+          <w:numId w:val="1008"/>
         </w:numPr>
         <w:pStyle w:val="Compact"/>
       </w:pPr>
@@ -1724,7 +1778,7 @@
       <w:pPr>
         <w:numPr>
           <w:ilvl w:val="0"/>
-          <w:numId w:val="1005"/>
+          <w:numId w:val="1008"/>
         </w:numPr>
         <w:pStyle w:val="Compact"/>
       </w:pPr>
@@ -1772,7 +1826,7 @@
       <w:pPr>
         <w:numPr>
           <w:ilvl w:val="0"/>
-          <w:numId w:val="1005"/>
+          <w:numId w:val="1008"/>
         </w:numPr>
         <w:pStyle w:val="Compact"/>
       </w:pPr>
@@ -1784,7 +1838,7 @@
       <w:pPr>
         <w:numPr>
           <w:ilvl w:val="0"/>
-          <w:numId w:val="1005"/>
+          <w:numId w:val="1008"/>
         </w:numPr>
         <w:pStyle w:val="Compact"/>
       </w:pPr>
@@ -1796,7 +1850,7 @@
       <w:pPr>
         <w:numPr>
           <w:ilvl w:val="0"/>
-          <w:numId w:val="1005"/>
+          <w:numId w:val="1008"/>
         </w:numPr>
         <w:pStyle w:val="Compact"/>
       </w:pPr>
@@ -2092,6 +2146,118 @@
       </w:pPr>
     </w:lvl>
   </w:abstractNum>
+  <w:abstractNum w:abstractNumId="99411">
+    <w:nsid w:val="71315dca"/>
+    <w:multiLevelType w:val="multilevel"/>
+    <w:lvl w:ilvl="0">
+      <w:start w:val="1"/>
+      <w:numFmt w:val="decimal"/>
+      <w:lvlText w:val="%1."/>
+      <w:lvlJc w:val="left"/>
+      <w:pPr>
+        <w:tabs>
+          <w:tab w:val="num" w:pos="0"/>
+        </w:tabs>
+        <w:ind w:left="480" w:hanging="480"/>
+      </w:pPr>
+    </w:lvl>
+    <w:lvl w:ilvl="1">
+      <w:start w:val="1"/>
+      <w:numFmt w:val="decimal"/>
+      <w:lvlText w:val="%2."/>
+      <w:lvlJc w:val="left"/>
+      <w:pPr>
+        <w:tabs>
+          <w:tab w:val="num" w:pos="720"/>
+        </w:tabs>
+        <w:ind w:left="1200" w:hanging="480"/>
+      </w:pPr>
+    </w:lvl>
+    <w:lvl w:ilvl="2">
+      <w:start w:val="1"/>
+      <w:numFmt w:val="decimal"/>
+      <w:lvlText w:val="%3."/>
+      <w:lvlJc w:val="left"/>
+      <w:pPr>
+        <w:tabs>
+          <w:tab w:val="num" w:pos="1440"/>
+        </w:tabs>
+        <w:ind w:left="1920" w:hanging="480"/>
+      </w:pPr>
+    </w:lvl>
+    <w:lvl w:ilvl="3">
+      <w:start w:val="1"/>
+      <w:numFmt w:val="decimal"/>
+      <w:lvlText w:val="%4."/>
+      <w:lvlJc w:val="left"/>
+      <w:pPr>
+        <w:tabs>
+          <w:tab w:val="num" w:pos="2160"/>
+        </w:tabs>
+        <w:ind w:left="2640" w:hanging="480"/>
+      </w:pPr>
+    </w:lvl>
+    <w:lvl w:ilvl="4">
+      <w:start w:val="1"/>
+      <w:numFmt w:val="decimal"/>
+      <w:lvlText w:val="%5."/>
+      <w:lvlJc w:val="left"/>
+      <w:pPr>
+        <w:tabs>
+          <w:tab w:val="num" w:pos="2880"/>
+        </w:tabs>
+        <w:ind w:left="3360" w:hanging="480"/>
+      </w:pPr>
+    </w:lvl>
+    <w:lvl w:ilvl="5">
+      <w:start w:val="1"/>
+      <w:numFmt w:val="decimal"/>
+      <w:lvlText w:val="%6."/>
+      <w:lvlJc w:val="left"/>
+      <w:pPr>
+        <w:tabs>
+          <w:tab w:val="num" w:pos="3600"/>
+        </w:tabs>
+        <w:ind w:left="4080" w:hanging="480"/>
+      </w:pPr>
+    </w:lvl>
+    <w:lvl w:ilvl="6">
+      <w:start w:val="1"/>
+      <w:numFmt w:val="decimal"/>
+      <w:lvlText w:val="%7."/>
+      <w:lvlJc w:val="left"/>
+      <w:pPr>
+        <w:tabs>
+          <w:tab w:val="num" w:pos="4320"/>
+        </w:tabs>
+        <w:ind w:left="4800" w:hanging="480"/>
+      </w:pPr>
+    </w:lvl>
+    <w:lvl w:ilvl="7">
+      <w:start w:val="1"/>
+      <w:numFmt w:val="decimal"/>
+      <w:lvlText w:val="%8."/>
+      <w:lvlJc w:val="left"/>
+      <w:pPr>
+        <w:tabs>
+          <w:tab w:val="num" w:pos="5040"/>
+        </w:tabs>
+        <w:ind w:left="5520" w:hanging="480"/>
+      </w:pPr>
+    </w:lvl>
+    <w:lvl w:ilvl="8">
+      <w:start w:val="1"/>
+      <w:numFmt w:val="decimal"/>
+      <w:lvlText w:val="%9."/>
+      <w:lvlJc w:val="left"/>
+      <w:pPr>
+        <w:tabs>
+          <w:tab w:val="num" w:pos="5760"/>
+        </w:tabs>
+        <w:ind w:left="6240" w:hanging="480"/>
+      </w:pPr>
+    </w:lvl>
+  </w:abstractNum>
   <w:num w:numId="1000">
     <w:abstractNumId w:val="990"/>
   </w:num>
@@ -2099,7 +2265,34 @@
     <w:abstractNumId w:val="991"/>
   </w:num>
   <w:num w:numId="1002">
-    <w:abstractNumId w:val="991"/>
+    <w:abstractNumId w:val="99411"/>
+    <w:lvlOverride w:ilvl="0">
+      <w:startOverride w:val="1"/>
+    </w:lvlOverride>
+    <w:lvlOverride w:ilvl="1">
+      <w:startOverride w:val="1"/>
+    </w:lvlOverride>
+    <w:lvlOverride w:ilvl="2">
+      <w:startOverride w:val="1"/>
+    </w:lvlOverride>
+    <w:lvlOverride w:ilvl="3">
+      <w:startOverride w:val="1"/>
+    </w:lvlOverride>
+    <w:lvlOverride w:ilvl="4">
+      <w:startOverride w:val="1"/>
+    </w:lvlOverride>
+    <w:lvlOverride w:ilvl="5">
+      <w:startOverride w:val="1"/>
+    </w:lvlOverride>
+    <w:lvlOverride w:ilvl="6">
+      <w:startOverride w:val="1"/>
+    </w:lvlOverride>
+    <w:lvlOverride w:ilvl="7">
+      <w:startOverride w:val="1"/>
+    </w:lvlOverride>
+    <w:lvlOverride w:ilvl="8">
+      <w:startOverride w:val="1"/>
+    </w:lvlOverride>
   </w:num>
   <w:num w:numId="1003">
     <w:abstractNumId w:val="991"/>
@@ -2108,6 +2301,15 @@
     <w:abstractNumId w:val="991"/>
   </w:num>
   <w:num w:numId="1005">
+    <w:abstractNumId w:val="991"/>
+  </w:num>
+  <w:num w:numId="1006">
+    <w:abstractNumId w:val="991"/>
+  </w:num>
+  <w:num w:numId="1007">
+    <w:abstractNumId w:val="991"/>
+  </w:num>
+  <w:num w:numId="1008">
     <w:abstractNumId w:val="991"/>
   </w:num>
 </w:numbering>

--- a/downloads/teacher/04 Units/Unit 01 - Nutrition and Wellness - Kitchen Skills and Smart Eating/Lesson 01.17 - Storing Food Safely and Reducing Waste.docx
+++ b/downloads/teacher/04 Units/Unit 01 - Nutrition and Wellness - Kitchen Skills and Smart Eating/Lesson 01.17 - Storing Food Safely and Reducing Waste.docx
@@ -419,15 +419,6 @@
       <w:r>
         <w:t xml:space="preserve">Three real packages with different date wording (best by, use by, sell by)</w:t>
       </w:r>
-      <w:r>
-        <w:t xml:space="preserve"> </w:t>
-      </w:r>
-      <w:r>
-        <w:rPr>
-          <w:rStyle w:val="TeacherNote"/>
-        </w:rPr>
-        <w:t xml:space="preserve">[Sal: pull from the FACS pantry]</w:t>
-      </w:r>
     </w:p>
     <w:p>
       <w:pPr>
@@ -530,7 +521,7 @@
         <w:t xml:space="preserve">“</w:t>
       </w:r>
       <w:r>
-        <w:t xml:space="preserve">The average family in this country throws away about a quarter of the food it buys [Sal: cite the USDA figure you trust; it has been reported as 30 to 40 percent of the food supply]. On a $40 dinner budget, that is about $10 in the trash every week. Today is about keeping that $10.</w:t>
+        <w:t xml:space="preserve">The average family in this country throws away about a quarter of the food it buys. On a $40 dinner budget, that is about $10 in the trash every week. Today is about keeping that $10.</w:t>
       </w:r>
       <w:r>
         <w:t xml:space="preserve">”</w:t>
@@ -1531,15 +1522,6 @@
       <w:r>
         <w:t xml:space="preserve">Science: food spoilage is bacteria growing in the danger zone; the science teacher’s microbe unit and this lesson share a thermometer. Sustainability: this lesson is the seed of the Unit 6 food waste audit; the yearly waste number comes back there with real cafeteria data. Community: a local food bank’s rules for donated food (dates, temperatures) are the same rules taught here.</w:t>
       </w:r>
-      <w:r>
-        <w:t xml:space="preserve"> </w:t>
-      </w:r>
-      <w:r>
-        <w:rPr>
-          <w:rStyle w:val="TeacherNote"/>
-        </w:rPr>
-        <w:t xml:space="preserve">[Sal: Island Harvest or Long Island Cares would be the local ask.]</w:t>
-      </w:r>
     </w:p>
     <w:p>
       <w:pPr>
@@ -1703,15 +1685,6 @@
       <w:r>
         <w:t xml:space="preserve">).</w:t>
       </w:r>
-      <w:r>
-        <w:t xml:space="preserve"> </w:t>
-      </w:r>
-      <w:r>
-        <w:rPr>
-          <w:rStyle w:val="TeacherNote"/>
-        </w:rPr>
-        <w:t xml:space="preserve">[Sal: add the exact page links on the site.]</w:t>
-      </w:r>
     </w:p>
     <w:p>
       <w:pPr>
@@ -1722,7 +1695,7 @@
         <w:pStyle w:val="Compact"/>
       </w:pPr>
       <w:r>
-        <w:t xml:space="preserve">Sal’s own materials: the leftovers plan and</w:t>
+        <w:t xml:space="preserve">My own materials: the leftovers plan and</w:t>
       </w:r>
       <w:r>
         <w:t xml:space="preserve"> </w:t>
@@ -1740,16 +1713,7 @@
         <w:t xml:space="preserve"> </w:t>
       </w:r>
       <w:r>
-        <w:t xml:space="preserve">pantry check in his King Kullen menu options (</w:t>
-      </w:r>
-      <w:r>
-        <w:rPr>
-          <w:rStyle w:val="VerbatimChar"/>
-        </w:rPr>
-        <w:t xml:space="preserve">Education/TeachingWork/LessonPlans/education_teaching_facs_kingkullen_8thgrademenuoptions_2026_03.pdf</w:t>
-      </w:r>
-      <w:r>
-        <w:t xml:space="preserve">).</w:t>
+        <w:t xml:space="preserve">pantry check in my supermarket menu options.</w:t>
       </w:r>
     </w:p>
     <w:p>
@@ -1831,7 +1795,7 @@
         <w:pStyle w:val="Compact"/>
       </w:pPr>
       <w:r>
-        <w:t xml:space="preserve">The card most teams get wrong is potatoes (pantry or counter, not the fridge) and the open salsa (fridge once opened, pantry when sealed). Use those two in the debrief.</w:t>
+        <w:t xml:space="preserve">The cards most teams get wrong are potatoes (pantry or counter, not the fridge) and the open salsa (fridge once opened, pantry when sealed). Use those two in the debrief.</w:t>
       </w:r>
     </w:p>
     <w:p>
@@ -1844,21 +1808,6 @@
       </w:pPr>
       <w:r>
         <w:t xml:space="preserve">The waste number lands harder when it is in dinners: $520 a year is thirteen $40 dinners.</w:t>
-      </w:r>
-    </w:p>
-    <w:p>
-      <w:pPr>
-        <w:numPr>
-          <w:ilvl w:val="0"/>
-          <w:numId w:val="1008"/>
-        </w:numPr>
-        <w:pStyle w:val="Compact"/>
-      </w:pPr>
-      <w:r>
-        <w:rPr>
-          <w:rStyle w:val="TeacherNote"/>
-        </w:rPr>
-        <w:t xml:space="preserve">[Sal: the FACS room fridge is the best teaching tool in the lesson. If it reads over 40 F, that is the lesson.]</w:t>
       </w:r>
     </w:p>
     <w:sectPr>
